--- a/02-精益培训/06-效果反馈/01-柯氏四级评估框架.docx
+++ b/02-精益培训/06-效果反馈/01-柯氏四级评估框架.docx
@@ -1082,7 +1082,7 @@
           <w:i w:val="0"/>
           <w:sz w:val="26"/>
         </w:rPr>
-        <w:t>2.5 紧固件行业应用示例</w:t>
+        <w:t>2.5 制造工序应用示例</w:t>
       </w:r>
     </w:p>
     <w:tbl>
@@ -4349,7 +4349,7 @@
           <w:i w:val="0"/>
           <w:sz w:val="26"/>
         </w:rPr>
-        <w:t>4.5 紧固件行业应用示例</w:t>
+        <w:t>4.5 制造工序应用示例</w:t>
       </w:r>
     </w:p>
     <w:tbl>
@@ -6489,7 +6489,7 @@
           <w:i w:val="0"/>
           <w:sz w:val="26"/>
         </w:rPr>
-        <w:t>5.5 紧固件行业应用示例</w:t>
+        <w:t>5.5 制造工序应用示例</w:t>
       </w:r>
     </w:p>
     <w:tbl>
